--- a/GoPiGo Code/PS4 Game Controller/PS4 Game Controller Setup.docx
+++ b/GoPiGo Code/PS4 Game Controller/PS4 Game Controller Setup.docx
@@ -6,17 +6,15 @@
       <w:pPr>
         <w:pStyle w:val="Heading1"/>
       </w:pPr>
-      <w:proofErr w:type="spellStart"/>
       <w:r>
-        <w:t>Playstation</w:t>
+        <w:t>Playstation 4</w:t>
       </w:r>
-      <w:proofErr w:type="spellEnd"/>
       <w:r>
-        <w:t xml:space="preserve"> 4</w:t>
+        <w:t xml:space="preserve"> Controller Setup</w:t>
       </w:r>
     </w:p>
     <w:p>
-      <w:hyperlink r:id="rId5" w:history="1">
+      <w:hyperlink r:id="rId7" w:history="1">
         <w:r>
           <w:rPr>
             <w:rStyle w:val="Hyperlink"/>
@@ -29,7 +27,6 @@
       </w:r>
     </w:p>
     <w:p>
-      <w:proofErr w:type="spellStart"/>
       <w:r>
         <w:rPr>
           <w:rFonts w:eastAsiaTheme="majorEastAsia"/>
@@ -38,9 +35,8 @@
         </w:rPr>
         <w:t>bluetoothctl</w:t>
       </w:r>
-      <w:proofErr w:type="spellEnd"/>
       <w:r>
-        <w:t xml:space="preserve"> is a core Linux Bluetooth functionality and it's the best way to connect your controller if you faced issues or errors with the GUI method.</w:t>
+        <w:t xml:space="preserve"> is a core Linux Bluetooth functionality.</w:t>
       </w:r>
     </w:p>
     <w:tbl>
@@ -70,63 +66,8 @@
             <w:pPr>
               <w:pStyle w:val="Code"/>
             </w:pPr>
-            <w:proofErr w:type="spellStart"/>
             <w:r>
-              <w:t>sudo</w:t>
-            </w:r>
-            <w:proofErr w:type="spellEnd"/>
-            <w:r>
-              <w:t xml:space="preserve"> </w:t>
-            </w:r>
-            <w:proofErr w:type="spellStart"/>
-            <w:r>
-              <w:t>bluetoothctl</w:t>
-            </w:r>
-            <w:proofErr w:type="spellEnd"/>
-          </w:p>
-          <w:p>
-            <w:pPr>
-              <w:pStyle w:val="Code"/>
-            </w:pPr>
-          </w:p>
-          <w:p>
-            <w:pPr>
-              <w:pStyle w:val="Code"/>
-            </w:pPr>
-            <w:r>
-              <w:t># Enable the Bluetooth agent</w:t>
-            </w:r>
-          </w:p>
-          <w:p>
-            <w:pPr>
-              <w:pStyle w:val="Code"/>
-            </w:pPr>
-            <w:r>
-              <w:t>agent on</w:t>
-            </w:r>
-          </w:p>
-          <w:p>
-            <w:pPr>
-              <w:pStyle w:val="Code"/>
-            </w:pPr>
-            <w:r>
-              <w:t>discoverable on</w:t>
-            </w:r>
-          </w:p>
-          <w:p>
-            <w:pPr>
-              <w:pStyle w:val="Code"/>
-            </w:pPr>
-            <w:r>
-              <w:t>pairable on</w:t>
-            </w:r>
-          </w:p>
-          <w:p>
-            <w:pPr>
-              <w:pStyle w:val="Code"/>
-            </w:pPr>
-            <w:r>
-              <w:t>default-agent</w:t>
+              <w:t>sudo bluetoothctl</w:t>
             </w:r>
           </w:p>
           <w:p>
@@ -166,15 +107,7 @@
     </w:p>
     <w:p>
       <w:r>
-        <w:t xml:space="preserve">This will start scanning for devices. The terminal should start listing scan results with all the </w:t>
-      </w:r>
-      <w:proofErr w:type="spellStart"/>
-      <w:r>
-        <w:t>bluetooth</w:t>
-      </w:r>
-      <w:proofErr w:type="spellEnd"/>
-      <w:r>
-        <w:t xml:space="preserve"> devices around you so pay some attention to the output because we need to find the controller.</w:t>
+        <w:t>This will start scanning for devices. The terminal should start listing scan results with all the bluetooth devices around you so pay some attention to the output because we need to find the controller.</w:t>
       </w:r>
     </w:p>
     <w:p>
@@ -253,7 +186,13 @@
         <w:t>connection successful</w:t>
       </w:r>
       <w:r>
-        <w:t xml:space="preserve"> message appear on your terminal like so</w:t>
+        <w:t xml:space="preserve"> message appear on your terminal like </w:t>
+      </w:r>
+      <w:r>
+        <w:t>this</w:t>
+      </w:r>
+      <w:r>
+        <w:t>.</w:t>
       </w:r>
     </w:p>
     <w:p>
@@ -318,27 +257,7 @@
           <w:b/>
           <w:bCs/>
         </w:rPr>
-        <w:t xml:space="preserve">[CHG] Device AC:FD:93:14:25:D3 </w:t>
-      </w:r>
-      <w:proofErr w:type="spellStart"/>
-      <w:r>
-        <w:rPr>
-          <w:rStyle w:val="HTMLCode"/>
-          <w:rFonts w:eastAsiaTheme="majorEastAsia"/>
-          <w:b/>
-          <w:bCs/>
-        </w:rPr>
-        <w:t>ServicesResolved</w:t>
-      </w:r>
-      <w:proofErr w:type="spellEnd"/>
-      <w:r>
-        <w:rPr>
-          <w:rStyle w:val="HTMLCode"/>
-          <w:rFonts w:eastAsiaTheme="majorEastAsia"/>
-          <w:b/>
-          <w:bCs/>
-        </w:rPr>
-        <w:t xml:space="preserve">: </w:t>
+        <w:t xml:space="preserve">[CHG] Device AC:FD:93:14:25:D3 ServicesResolved: </w:t>
       </w:r>
       <w:r>
         <w:rPr>
@@ -402,15 +321,7 @@
         <w:t>We</w:t>
       </w:r>
       <w:r>
-        <w:t xml:space="preserve"> need to add this newly paired </w:t>
-      </w:r>
-      <w:proofErr w:type="spellStart"/>
-      <w:r>
-        <w:t>bluetooth</w:t>
-      </w:r>
-      <w:proofErr w:type="spellEnd"/>
-      <w:r>
-        <w:t xml:space="preserve"> device to the trusted list so next time the PS4 controller can automatically connect the Raspberry Pi. Type in the command:</w:t>
+        <w:t xml:space="preserve"> need to add this newly paired bluetooth device to the trusted list so next time the PS4 controller can automatically connect the Raspberry Pi. Type in the command:</w:t>
       </w:r>
     </w:p>
     <w:tbl>
@@ -447,7 +358,6 @@
     </w:tbl>
     <w:p>
       <w:r>
-        <w:lastRenderedPageBreak/>
         <w:t>DONE! Your controller should be connected, paired and trusted.</w:t>
       </w:r>
     </w:p>
@@ -460,6 +370,49 @@
       </w:r>
     </w:p>
     <w:p>
+      <w:r>
+        <w:t>Re</w:t>
+      </w:r>
+      <w:r>
+        <w:t>boot</w:t>
+      </w:r>
+      <w:r>
+        <w:t xml:space="preserve"> the Pi. </w:t>
+      </w:r>
+    </w:p>
+    <w:tbl>
+      <w:tblPr>
+        <w:tblStyle w:val="TableGrid"/>
+        <w:tblW w:w="0" w:type="auto"/>
+        <w:tblLook w:val="04A0" w:firstRow="1" w:lastRow="0" w:firstColumn="1" w:lastColumn="0" w:noHBand="0" w:noVBand="1"/>
+      </w:tblPr>
+      <w:tblGrid>
+        <w:gridCol w:w="9350"/>
+      </w:tblGrid>
+      <w:tr>
+        <w:tc>
+          <w:tcPr>
+            <w:tcW w:w="9350" w:type="dxa"/>
+            <w:shd w:val="clear" w:color="auto" w:fill="D9F2D0" w:themeFill="accent6" w:themeFillTint="33"/>
+          </w:tcPr>
+          <w:p>
+            <w:pPr>
+              <w:pStyle w:val="Code"/>
+            </w:pPr>
+            <w:r>
+              <w:t>sudo reboot</w:t>
+            </w:r>
+          </w:p>
+        </w:tc>
+      </w:tr>
+    </w:tbl>
+    <w:p/>
+    <w:p>
+      <w:r>
+        <w:t>The controller should automatically connect and work.</w:t>
+      </w:r>
+    </w:p>
+    <w:p>
       <w:pPr>
         <w:pStyle w:val="Heading1"/>
         <w:rPr>
@@ -474,12 +427,17 @@
       </w:r>
     </w:p>
     <w:p>
+      <w:r>
+        <w:t>Haven’t been able to get this to work.</w:t>
+      </w:r>
+    </w:p>
+    <w:p>
       <w:pPr>
         <w:rPr>
           <w:strike/>
         </w:rPr>
       </w:pPr>
-      <w:hyperlink r:id="rId6" w:history="1">
+      <w:hyperlink r:id="rId8" w:history="1">
         <w:r>
           <w:rPr>
             <w:rStyle w:val="Hyperlink"/>
@@ -516,6 +474,7 @@
     <w:p/>
     <w:p/>
     <w:sectPr>
+      <w:footerReference w:type="default" r:id="rId9"/>
       <w:pgSz w:w="12240" w:h="15840"/>
       <w:pgMar w:top="1440" w:right="1440" w:bottom="1440" w:left="1440" w:header="720" w:footer="720" w:gutter="0"/>
       <w:cols w:space="720"/>
@@ -523,6 +482,165 @@
     </w:sectPr>
   </w:body>
 </w:document>
+</file>
+
+<file path=word/endnotes.xml><?xml version="1.0" encoding="utf-8"?>
+<w:endnotes xmlns:wpc="http://schemas.microsoft.com/office/word/2010/wordprocessingCanvas" xmlns:cx="http://schemas.microsoft.com/office/drawing/2014/chartex" xmlns:cx1="http://schemas.microsoft.com/office/drawing/2015/9/8/chartex" xmlns:cx2="http://schemas.microsoft.com/office/drawing/2015/10/21/chartex" xmlns:cx3="http://schemas.microsoft.com/office/drawing/2016/5/9/chartex" xmlns:cx4="http://schemas.microsoft.com/office/drawing/2016/5/10/chartex" xmlns:cx5="http://schemas.microsoft.com/office/drawing/2016/5/11/chartex" xmlns:cx6="http://schemas.microsoft.com/office/drawing/2016/5/12/chartex" xmlns:cx7="http://schemas.microsoft.com/office/drawing/2016/5/13/chartex" xmlns:cx8="http://schemas.microsoft.com/office/drawing/2016/5/14/chartex" xmlns:mc="http://schemas.openxmlformats.org/markup-compatibility/2006" xmlns:aink="http://schemas.microsoft.com/office/drawing/2016/ink" xmlns:am3d="http://schemas.microsoft.com/office/drawing/2017/model3d" xmlns:o="urn:schemas-microsoft-com:office:office" xmlns:oel="http://schemas.microsoft.com/office/2019/extlst" xmlns:r="http://schemas.openxmlformats.org/officeDocument/2006/relationships" xmlns:m="http://schemas.openxmlformats.org/officeDocument/2006/math" xmlns:v="urn:schemas-microsoft-com:vml" xmlns:wp14="http://schemas.microsoft.com/office/word/2010/wordprocessingDrawing" xmlns:wp="http://schemas.openxmlformats.org/drawingml/2006/wordprocessingDrawing" xmlns:w10="urn:schemas-microsoft-com:office:word" xmlns:w="http://schemas.openxmlformats.org/wordprocessingml/2006/main" xmlns:w14="http://schemas.microsoft.com/office/word/2010/wordml" xmlns:w15="http://schemas.microsoft.com/office/word/2012/wordml" xmlns:w16cex="http://schemas.microsoft.com/office/word/2018/wordml/cex" xmlns:w16cid="http://schemas.microsoft.com/office/word/2016/wordml/cid" xmlns:w16="http://schemas.microsoft.com/office/word/2018/wordml" xmlns:w16du="http://schemas.microsoft.com/office/word/2023/wordml/word16du" xmlns:w16sdtdh="http://schemas.microsoft.com/office/word/2020/wordml/sdtdatahash" xmlns:w16se="http://schemas.microsoft.com/office/word/2015/wordml/symex" xmlns:wpg="http://schemas.microsoft.com/office/word/2010/wordprocessingGroup" xmlns:wpi="http://schemas.microsoft.com/office/word/2010/wordprocessingInk" xmlns:wne="http://schemas.microsoft.com/office/word/2006/wordml" xmlns:wps="http://schemas.microsoft.com/office/word/2010/wordprocessingShape" mc:Ignorable="w14 w15 w16se w16cid w16 w16cex w16sdtdh w16du wp14">
+  <w:endnote w:type="separator" w:id="-1">
+    <w:p>
+      <w:pPr>
+        <w:spacing w:before="0" w:after="0" w:line="240" w:lineRule="auto"/>
+      </w:pPr>
+      <w:r>
+        <w:separator/>
+      </w:r>
+    </w:p>
+  </w:endnote>
+  <w:endnote w:type="continuationSeparator" w:id="0">
+    <w:p>
+      <w:pPr>
+        <w:spacing w:before="0" w:after="0" w:line="240" w:lineRule="auto"/>
+      </w:pPr>
+      <w:r>
+        <w:continuationSeparator/>
+      </w:r>
+    </w:p>
+  </w:endnote>
+</w:endnotes>
+</file>
+
+<file path=word/footer1.xml><?xml version="1.0" encoding="utf-8"?>
+<w:ftr xmlns:wpc="http://schemas.microsoft.com/office/word/2010/wordprocessingCanvas" xmlns:cx="http://schemas.microsoft.com/office/drawing/2014/chartex" xmlns:cx1="http://schemas.microsoft.com/office/drawing/2015/9/8/chartex" xmlns:cx2="http://schemas.microsoft.com/office/drawing/2015/10/21/chartex" xmlns:cx3="http://schemas.microsoft.com/office/drawing/2016/5/9/chartex" xmlns:cx4="http://schemas.microsoft.com/office/drawing/2016/5/10/chartex" xmlns:cx5="http://schemas.microsoft.com/office/drawing/2016/5/11/chartex" xmlns:cx6="http://schemas.microsoft.com/office/drawing/2016/5/12/chartex" xmlns:cx7="http://schemas.microsoft.com/office/drawing/2016/5/13/chartex" xmlns:cx8="http://schemas.microsoft.com/office/drawing/2016/5/14/chartex" xmlns:mc="http://schemas.openxmlformats.org/markup-compatibility/2006" xmlns:aink="http://schemas.microsoft.com/office/drawing/2016/ink" xmlns:am3d="http://schemas.microsoft.com/office/drawing/2017/model3d" xmlns:o="urn:schemas-microsoft-com:office:office" xmlns:oel="http://schemas.microsoft.com/office/2019/extlst" xmlns:r="http://schemas.openxmlformats.org/officeDocument/2006/relationships" xmlns:m="http://schemas.openxmlformats.org/officeDocument/2006/math" xmlns:v="urn:schemas-microsoft-com:vml" xmlns:wp14="http://schemas.microsoft.com/office/word/2010/wordprocessingDrawing" xmlns:wp="http://schemas.openxmlformats.org/drawingml/2006/wordprocessingDrawing" xmlns:w10="urn:schemas-microsoft-com:office:word" xmlns:w="http://schemas.openxmlformats.org/wordprocessingml/2006/main" xmlns:w14="http://schemas.microsoft.com/office/word/2010/wordml" xmlns:w15="http://schemas.microsoft.com/office/word/2012/wordml" xmlns:w16cex="http://schemas.microsoft.com/office/word/2018/wordml/cex" xmlns:w16cid="http://schemas.microsoft.com/office/word/2016/wordml/cid" xmlns:w16="http://schemas.microsoft.com/office/word/2018/wordml" xmlns:w16du="http://schemas.microsoft.com/office/word/2023/wordml/word16du" xmlns:w16sdtdh="http://schemas.microsoft.com/office/word/2020/wordml/sdtdatahash" xmlns:w16se="http://schemas.microsoft.com/office/word/2015/wordml/symex" xmlns:wpg="http://schemas.microsoft.com/office/word/2010/wordprocessingGroup" xmlns:wpi="http://schemas.microsoft.com/office/word/2010/wordprocessingInk" xmlns:wne="http://schemas.microsoft.com/office/word/2006/wordml" xmlns:wps="http://schemas.microsoft.com/office/word/2010/wordprocessingShape" mc:Ignorable="w14 w15 w16se w16cid w16 w16cex w16sdtdh w16du wp14">
+  <w:p>
+    <w:pPr>
+      <w:pStyle w:val="Footer"/>
+      <w:tabs>
+        <w:tab w:val="right" w:pos="9900"/>
+      </w:tabs>
+    </w:pPr>
+    <w:r>
+      <w:t>PS4 Game Controller Setup</w:t>
+    </w:r>
+    <w:r>
+      <w:tab/>
+    </w:r>
+    <w:r>
+      <w:t xml:space="preserve">Page </w:t>
+    </w:r>
+    <w:r>
+      <w:rPr>
+        <w:bCs/>
+      </w:rPr>
+      <w:fldChar w:fldCharType="begin"/>
+    </w:r>
+    <w:r>
+      <w:rPr>
+        <w:bCs/>
+      </w:rPr>
+      <w:instrText xml:space="preserve"> PAGE  \* Arabic  \* MERGEFORMAT </w:instrText>
+    </w:r>
+    <w:r>
+      <w:rPr>
+        <w:bCs/>
+      </w:rPr>
+      <w:fldChar w:fldCharType="separate"/>
+    </w:r>
+    <w:r>
+      <w:rPr>
+        <w:bCs/>
+      </w:rPr>
+      <w:t>1</w:t>
+    </w:r>
+    <w:r>
+      <w:rPr>
+        <w:bCs/>
+      </w:rPr>
+      <w:fldChar w:fldCharType="end"/>
+    </w:r>
+    <w:r>
+      <w:t xml:space="preserve"> of </w:t>
+    </w:r>
+    <w:r>
+      <w:rPr>
+        <w:bCs/>
+      </w:rPr>
+      <w:fldChar w:fldCharType="begin"/>
+    </w:r>
+    <w:r>
+      <w:rPr>
+        <w:bCs/>
+      </w:rPr>
+      <w:instrText xml:space="preserve"> NUMPAGES  \* Arabic  \* MERGEFORMAT </w:instrText>
+    </w:r>
+    <w:r>
+      <w:rPr>
+        <w:bCs/>
+      </w:rPr>
+      <w:fldChar w:fldCharType="separate"/>
+    </w:r>
+    <w:r>
+      <w:rPr>
+        <w:bCs/>
+      </w:rPr>
+      <w:t>13</w:t>
+    </w:r>
+    <w:r>
+      <w:rPr>
+        <w:bCs/>
+      </w:rPr>
+      <w:fldChar w:fldCharType="end"/>
+    </w:r>
+    <w:r>
+      <w:tab/>
+      <w:t xml:space="preserve">Revised: </w:t>
+    </w:r>
+    <w:r>
+      <w:fldChar w:fldCharType="begin"/>
+    </w:r>
+    <w:r>
+      <w:instrText xml:space="preserve"> SAVEDATE \@ "M/d/yyyy" \* MERGEFORMAT </w:instrText>
+    </w:r>
+    <w:r>
+      <w:fldChar w:fldCharType="separate"/>
+    </w:r>
+    <w:r>
+      <w:rPr>
+        <w:noProof/>
+      </w:rPr>
+      <w:t>8/3/2024</w:t>
+    </w:r>
+    <w:r>
+      <w:fldChar w:fldCharType="end"/>
+    </w:r>
+    <w:bookmarkStart w:id="0" w:name="_Toc171147583"/>
+    <w:bookmarkEnd w:id="0"/>
+  </w:p>
+</w:ftr>
+</file>
+
+<file path=word/footnotes.xml><?xml version="1.0" encoding="utf-8"?>
+<w:footnotes xmlns:wpc="http://schemas.microsoft.com/office/word/2010/wordprocessingCanvas" xmlns:cx="http://schemas.microsoft.com/office/drawing/2014/chartex" xmlns:cx1="http://schemas.microsoft.com/office/drawing/2015/9/8/chartex" xmlns:cx2="http://schemas.microsoft.com/office/drawing/2015/10/21/chartex" xmlns:cx3="http://schemas.microsoft.com/office/drawing/2016/5/9/chartex" xmlns:cx4="http://schemas.microsoft.com/office/drawing/2016/5/10/chartex" xmlns:cx5="http://schemas.microsoft.com/office/drawing/2016/5/11/chartex" xmlns:cx6="http://schemas.microsoft.com/office/drawing/2016/5/12/chartex" xmlns:cx7="http://schemas.microsoft.com/office/drawing/2016/5/13/chartex" xmlns:cx8="http://schemas.microsoft.com/office/drawing/2016/5/14/chartex" xmlns:mc="http://schemas.openxmlformats.org/markup-compatibility/2006" xmlns:aink="http://schemas.microsoft.com/office/drawing/2016/ink" xmlns:am3d="http://schemas.microsoft.com/office/drawing/2017/model3d" xmlns:o="urn:schemas-microsoft-com:office:office" xmlns:oel="http://schemas.microsoft.com/office/2019/extlst" xmlns:r="http://schemas.openxmlformats.org/officeDocument/2006/relationships" xmlns:m="http://schemas.openxmlformats.org/officeDocument/2006/math" xmlns:v="urn:schemas-microsoft-com:vml" xmlns:wp14="http://schemas.microsoft.com/office/word/2010/wordprocessingDrawing" xmlns:wp="http://schemas.openxmlformats.org/drawingml/2006/wordprocessingDrawing" xmlns:w10="urn:schemas-microsoft-com:office:word" xmlns:w="http://schemas.openxmlformats.org/wordprocessingml/2006/main" xmlns:w14="http://schemas.microsoft.com/office/word/2010/wordml" xmlns:w15="http://schemas.microsoft.com/office/word/2012/wordml" xmlns:w16cex="http://schemas.microsoft.com/office/word/2018/wordml/cex" xmlns:w16cid="http://schemas.microsoft.com/office/word/2016/wordml/cid" xmlns:w16="http://schemas.microsoft.com/office/word/2018/wordml" xmlns:w16du="http://schemas.microsoft.com/office/word/2023/wordml/word16du" xmlns:w16sdtdh="http://schemas.microsoft.com/office/word/2020/wordml/sdtdatahash" xmlns:w16se="http://schemas.microsoft.com/office/word/2015/wordml/symex" xmlns:wpg="http://schemas.microsoft.com/office/word/2010/wordprocessingGroup" xmlns:wpi="http://schemas.microsoft.com/office/word/2010/wordprocessingInk" xmlns:wne="http://schemas.microsoft.com/office/word/2006/wordml" xmlns:wps="http://schemas.microsoft.com/office/word/2010/wordprocessingShape" mc:Ignorable="w14 w15 w16se w16cid w16 w16cex w16sdtdh w16du wp14">
+  <w:footnote w:type="separator" w:id="-1">
+    <w:p>
+      <w:pPr>
+        <w:spacing w:before="0" w:after="0" w:line="240" w:lineRule="auto"/>
+      </w:pPr>
+      <w:r>
+        <w:separator/>
+      </w:r>
+    </w:p>
+  </w:footnote>
+  <w:footnote w:type="continuationSeparator" w:id="0">
+    <w:p>
+      <w:pPr>
+        <w:spacing w:before="0" w:after="0" w:line="240" w:lineRule="auto"/>
+      </w:pPr>
+      <w:r>
+        <w:continuationSeparator/>
+      </w:r>
+    </w:p>
+  </w:footnote>
+</w:footnotes>
 </file>
 
 <file path=word/numbering.xml><?xml version="1.0" encoding="utf-8"?>
@@ -5748,7 +5866,7 @@
   <w:style w:type="paragraph" w:default="1" w:styleId="Normal">
     <w:name w:val="Normal"/>
     <w:qFormat/>
-    <w:rsid w:val="00AB087E"/>
+    <w:rsid w:val="008415B7"/>
     <w:pPr>
       <w:spacing w:before="160" w:after="80" w:line="336" w:lineRule="auto"/>
     </w:pPr>
@@ -5766,7 +5884,7 @@
     <w:next w:val="Normal"/>
     <w:link w:val="Heading1Char"/>
     <w:qFormat/>
-    <w:rsid w:val="00AB087E"/>
+    <w:rsid w:val="008415B7"/>
     <w:pPr>
       <w:keepNext/>
       <w:spacing w:before="400" w:after="200" w:line="240" w:lineRule="auto"/>
@@ -5786,7 +5904,7 @@
     <w:next w:val="Normal"/>
     <w:link w:val="Heading2Char"/>
     <w:qFormat/>
-    <w:rsid w:val="00AB087E"/>
+    <w:rsid w:val="008415B7"/>
     <w:pPr>
       <w:keepNext/>
       <w:pBdr>
@@ -5810,7 +5928,7 @@
     <w:next w:val="Normal"/>
     <w:link w:val="Heading3Char"/>
     <w:qFormat/>
-    <w:rsid w:val="00AB087E"/>
+    <w:rsid w:val="008415B7"/>
     <w:pPr>
       <w:keepNext/>
       <w:autoSpaceDE w:val="0"/>
@@ -5963,7 +6081,7 @@
     <w:uiPriority w:val="1"/>
     <w:semiHidden/>
     <w:unhideWhenUsed/>
-    <w:rsid w:val="00AB087E"/>
+    <w:rsid w:val="008415B7"/>
   </w:style>
   <w:style w:type="table" w:default="1" w:styleId="TableNormal">
     <w:name w:val="Normal Table"/>
@@ -5985,7 +6103,7 @@
     <w:uiPriority w:val="99"/>
     <w:semiHidden/>
     <w:unhideWhenUsed/>
-    <w:rsid w:val="00AB087E"/>
+    <w:rsid w:val="008415B7"/>
   </w:style>
   <w:style w:type="character" w:customStyle="1" w:styleId="Heading1Char">
     <w:name w:val="Heading 1 Char"/>
@@ -6212,7 +6330,7 @@
     <w:basedOn w:val="Normal"/>
     <w:uiPriority w:val="34"/>
     <w:qFormat/>
-    <w:rsid w:val="00AB087E"/>
+    <w:rsid w:val="008415B7"/>
     <w:pPr>
       <w:ind w:left="720"/>
     </w:pPr>
@@ -6280,7 +6398,7 @@
   </w:style>
   <w:style w:type="character" w:styleId="Hyperlink">
     <w:name w:val="Hyperlink"/>
-    <w:rsid w:val="00AB087E"/>
+    <w:rsid w:val="008415B7"/>
     <w:rPr>
       <w:color w:val="0000FF"/>
       <w:u w:val="single"/>
@@ -6290,7 +6408,7 @@
     <w:name w:val="Code"/>
     <w:basedOn w:val="Normal"/>
     <w:qFormat/>
-    <w:rsid w:val="00AB087E"/>
+    <w:rsid w:val="008415B7"/>
     <w:pPr>
       <w:spacing w:before="80" w:line="240" w:lineRule="auto"/>
     </w:pPr>
@@ -6412,7 +6530,7 @@
     <w:name w:val="footer"/>
     <w:basedOn w:val="Normal"/>
     <w:link w:val="FooterChar"/>
-    <w:rsid w:val="00AB087E"/>
+    <w:rsid w:val="008415B7"/>
     <w:pPr>
       <w:pBdr>
         <w:top w:val="single" w:sz="4" w:space="1" w:color="auto"/>
@@ -6444,7 +6562,7 @@
     <w:name w:val="header"/>
     <w:basedOn w:val="Normal"/>
     <w:link w:val="HeaderChar"/>
-    <w:rsid w:val="00AB087E"/>
+    <w:rsid w:val="008415B7"/>
     <w:pPr>
       <w:tabs>
         <w:tab w:val="left" w:pos="5040"/>
@@ -6471,7 +6589,7 @@
   <w:style w:type="paragraph" w:customStyle="1" w:styleId="Outlinenumbering">
     <w:name w:val="Outline numbering"/>
     <w:basedOn w:val="Normal"/>
-    <w:rsid w:val="00AB087E"/>
+    <w:rsid w:val="008415B7"/>
     <w:pPr>
       <w:numPr>
         <w:numId w:val="1"/>
@@ -6489,7 +6607,7 @@
   <w:style w:type="paragraph" w:customStyle="1" w:styleId="NumberedHeading2">
     <w:name w:val="Numbered Heading 2"/>
     <w:basedOn w:val="Normal"/>
-    <w:rsid w:val="00AB087E"/>
+    <w:rsid w:val="008415B7"/>
     <w:pPr>
       <w:numPr>
         <w:numId w:val="3"/>
@@ -6499,11 +6617,11 @@
   <w:style w:type="character" w:styleId="PageNumber">
     <w:name w:val="page number"/>
     <w:basedOn w:val="DefaultParagraphFont"/>
-    <w:rsid w:val="00AB087E"/>
+    <w:rsid w:val="008415B7"/>
   </w:style>
   <w:style w:type="character" w:styleId="FollowedHyperlink">
     <w:name w:val="FollowedHyperlink"/>
-    <w:rsid w:val="00AB087E"/>
+    <w:rsid w:val="008415B7"/>
     <w:rPr>
       <w:color w:val="800080"/>
       <w:u w:val="single"/>
@@ -6516,7 +6634,7 @@
     <w:uiPriority w:val="39"/>
     <w:unhideWhenUsed/>
     <w:qFormat/>
-    <w:rsid w:val="00AB087E"/>
+    <w:rsid w:val="008415B7"/>
     <w:pPr>
       <w:keepLines/>
       <w:spacing w:after="0" w:line="259" w:lineRule="auto"/>
@@ -6537,7 +6655,7 @@
     <w:uiPriority w:val="39"/>
     <w:semiHidden/>
     <w:unhideWhenUsed/>
-    <w:rsid w:val="00AB087E"/>
+    <w:rsid w:val="008415B7"/>
     <w:pPr>
       <w:spacing w:after="100" w:line="240" w:lineRule="auto"/>
     </w:pPr>
@@ -6550,7 +6668,7 @@
     <w:uiPriority w:val="39"/>
     <w:semiHidden/>
     <w:unhideWhenUsed/>
-    <w:rsid w:val="00AB087E"/>
+    <w:rsid w:val="008415B7"/>
     <w:pPr>
       <w:spacing w:after="100" w:line="240" w:lineRule="auto"/>
       <w:ind w:left="202"/>
@@ -6564,7 +6682,7 @@
     <w:uiPriority w:val="39"/>
     <w:semiHidden/>
     <w:unhideWhenUsed/>
-    <w:rsid w:val="00AB087E"/>
+    <w:rsid w:val="008415B7"/>
     <w:pPr>
       <w:spacing w:after="100" w:line="240" w:lineRule="auto"/>
       <w:ind w:left="403"/>
